--- a/tests/fixtures/realbank/reformatted-mini/9.9/Answers.docx
+++ b/tests/fixtures/realbank/reformatted-mini/9.9/Answers.docx
@@ -19,7 +19,7 @@
     </w:p>
     <w:p>
       <w:r>
-        <w:t xml:space="preserve">Reading Module 1 Multiple Choice: Q21 B; Q22 A; Q31 B.</w:t>
+        <w:t xml:space="preserve">Reading Module 1 Multiple Choice: Q21 B; Q22 A; Q31 B; Q41 C; Q42 B; Q43 Some plants melt the fragments into new bottles within a single day.</w:t>
       </w:r>
     </w:p>
     <w:p>
